--- a/app/templates/PLI_M06.docx
+++ b/app/templates/PLI_M06.docx
@@ -498,15 +498,19 @@
           <w:tcPr>
             <w:tcW w:type="dxa" w:w="720"/>
           </w:tcPr>
-          <w:p/>
-        </w:tc>
-        <w:tc>
-          <w:tcPr>
-            <w:tcW w:type="dxa" w:w="720"/>
-          </w:tcPr>
           <w:p>
             <w:r>
-              <w:t>{#ds_thanh_vien}{ho_ten}</w:t>
+              <w:t>{#ds_thanh_vien}{_stt}</w:t>
+            </w:r>
+          </w:p>
+        </w:tc>
+        <w:tc>
+          <w:tcPr>
+            <w:tcW w:type="dxa" w:w="720"/>
+          </w:tcPr>
+          <w:p>
+            <w:r>
+              <w:t>{ho_ten}</w:t>
             </w:r>
           </w:p>
         </w:tc>
@@ -594,7 +598,11 @@
           <w:tcPr>
             <w:tcW w:type="dxa" w:w="720"/>
           </w:tcPr>
-          <w:p/>
+          <w:p>
+            <w:r>
+              <w:t>{thoi_han_gop_von}</w:t>
+            </w:r>
+          </w:p>
         </w:tc>
         <w:tc>
           <w:tcPr>

--- a/app/templates/PLI_M06.docx
+++ b/app/templates/PLI_M06.docx
@@ -500,7 +500,7 @@
           </w:tcPr>
           <w:p>
             <w:r>
-              <w:t>{#ds_thanh_vien}{_stt}</w:t>
+              <w:t>{#ds_thanh_vien_tnhh}{_stt}</w:t>
             </w:r>
           </w:p>
         </w:tc>
@@ -610,7 +610,7 @@
           </w:tcPr>
           <w:p>
             <w:r>
-              <w:t>{chu_ky}{/ds_thanh_vien}</w:t>
+              <w:t>{chu_ky}{/ds_thanh_vien_tnhh}</w:t>
             </w:r>
           </w:p>
         </w:tc>

--- a/app/templates/PLI_M06.docx
+++ b/app/templates/PLI_M06.docx
@@ -26,23 +26,23 @@
         </w:tblBorders>
       </w:tblPr>
       <w:tblGrid>
-        <w:gridCol w:w="720"/>
-        <w:gridCol w:w="720"/>
-        <w:gridCol w:w="720"/>
-        <w:gridCol w:w="720"/>
-        <w:gridCol w:w="720"/>
-        <w:gridCol w:w="720"/>
-        <w:gridCol w:w="720"/>
-        <w:gridCol w:w="720"/>
-        <w:gridCol w:w="720"/>
-        <w:gridCol w:w="720"/>
-        <w:gridCol w:w="720"/>
-        <w:gridCol w:w="720"/>
+        <w:gridCol w:w="567"/>
+        <w:gridCol w:w="567"/>
+        <w:gridCol w:w="647"/>
+        <w:gridCol w:w="567"/>
+        <w:gridCol w:w="1812"/>
+        <w:gridCol w:w="567"/>
+        <w:gridCol w:w="567"/>
+        <w:gridCol w:w="1078"/>
+        <w:gridCol w:w="567"/>
+        <w:gridCol w:w="567"/>
+        <w:gridCol w:w="567"/>
+        <w:gridCol w:w="567"/>
       </w:tblGrid>
       <w:tr>
         <w:tc>
           <w:tcPr>
-            <w:tcW w:type="dxa" w:w="720"/>
+            <w:tcW w:type="dxa" w:w="567"/>
           </w:tcPr>
           <w:p>
             <w:r>
@@ -55,7 +55,7 @@
         </w:tc>
         <w:tc>
           <w:tcPr>
-            <w:tcW w:type="dxa" w:w="720"/>
+            <w:tcW w:type="dxa" w:w="567"/>
           </w:tcPr>
           <w:p>
             <w:r>
@@ -68,7 +68,7 @@
         </w:tc>
         <w:tc>
           <w:tcPr>
-            <w:tcW w:type="dxa" w:w="720"/>
+            <w:tcW w:type="dxa" w:w="647"/>
           </w:tcPr>
           <w:p>
             <w:r>
@@ -81,7 +81,7 @@
         </w:tc>
         <w:tc>
           <w:tcPr>
-            <w:tcW w:type="dxa" w:w="720"/>
+            <w:tcW w:type="dxa" w:w="567"/>
           </w:tcPr>
           <w:p>
             <w:r>
@@ -94,7 +94,7 @@
         </w:tc>
         <w:tc>
           <w:tcPr>
-            <w:tcW w:type="dxa" w:w="720"/>
+            <w:tcW w:type="dxa" w:w="1812"/>
           </w:tcPr>
           <w:p>
             <w:r>
@@ -107,7 +107,7 @@
         </w:tc>
         <w:tc>
           <w:tcPr>
-            <w:tcW w:type="dxa" w:w="720"/>
+            <w:tcW w:type="dxa" w:w="567"/>
           </w:tcPr>
           <w:p>
             <w:r>
@@ -120,7 +120,7 @@
         </w:tc>
         <w:tc>
           <w:tcPr>
-            <w:tcW w:type="dxa" w:w="720"/>
+            <w:tcW w:type="dxa" w:w="567"/>
           </w:tcPr>
           <w:p>
             <w:r>
@@ -133,7 +133,7 @@
         </w:tc>
         <w:tc>
           <w:tcPr>
-            <w:tcW w:type="dxa" w:w="720"/>
+            <w:tcW w:type="dxa" w:w="1078"/>
           </w:tcPr>
           <w:p>
             <w:r>
@@ -146,7 +146,7 @@
         </w:tc>
         <w:tc>
           <w:tcPr>
-            <w:tcW w:type="dxa" w:w="720"/>
+            <w:tcW w:type="dxa" w:w="567"/>
           </w:tcPr>
           <w:p>
             <w:r>
@@ -159,7 +159,7 @@
         </w:tc>
         <w:tc>
           <w:tcPr>
-            <w:tcW w:type="dxa" w:w="720"/>
+            <w:tcW w:type="dxa" w:w="567"/>
           </w:tcPr>
           <w:p>
             <w:r>
@@ -172,7 +172,7 @@
         </w:tc>
         <w:tc>
           <w:tcPr>
-            <w:tcW w:type="dxa" w:w="720"/>
+            <w:tcW w:type="dxa" w:w="567"/>
           </w:tcPr>
           <w:p>
             <w:r>
@@ -185,7 +185,7 @@
         </w:tc>
         <w:tc>
           <w:tcPr>
-            <w:tcW w:type="dxa" w:w="720"/>
+            <w:tcW w:type="dxa" w:w="567"/>
           </w:tcPr>
           <w:p>
             <w:r>
@@ -200,73 +200,73 @@
       <w:tr>
         <w:tc>
           <w:tcPr>
-            <w:tcW w:type="dxa" w:w="720"/>
-          </w:tcPr>
-          <w:p/>
-        </w:tc>
-        <w:tc>
-          <w:tcPr>
-            <w:tcW w:type="dxa" w:w="720"/>
-          </w:tcPr>
-          <w:p/>
-        </w:tc>
-        <w:tc>
-          <w:tcPr>
-            <w:tcW w:type="dxa" w:w="720"/>
-          </w:tcPr>
-          <w:p/>
-        </w:tc>
-        <w:tc>
-          <w:tcPr>
-            <w:tcW w:type="dxa" w:w="720"/>
-          </w:tcPr>
-          <w:p/>
-        </w:tc>
-        <w:tc>
-          <w:tcPr>
-            <w:tcW w:type="dxa" w:w="720"/>
-          </w:tcPr>
-          <w:p/>
-        </w:tc>
-        <w:tc>
-          <w:tcPr>
-            <w:tcW w:type="dxa" w:w="720"/>
-          </w:tcPr>
-          <w:p/>
-        </w:tc>
-        <w:tc>
-          <w:tcPr>
-            <w:tcW w:type="dxa" w:w="720"/>
-          </w:tcPr>
-          <w:p/>
-        </w:tc>
-        <w:tc>
-          <w:tcPr>
-            <w:tcW w:type="dxa" w:w="720"/>
-          </w:tcPr>
-          <w:p/>
-        </w:tc>
-        <w:tc>
-          <w:tcPr>
-            <w:tcW w:type="dxa" w:w="720"/>
-          </w:tcPr>
-          <w:p/>
-        </w:tc>
-        <w:tc>
-          <w:tcPr>
-            <w:tcW w:type="dxa" w:w="720"/>
-          </w:tcPr>
-          <w:p/>
-        </w:tc>
-        <w:tc>
-          <w:tcPr>
-            <w:tcW w:type="dxa" w:w="720"/>
-          </w:tcPr>
-          <w:p/>
-        </w:tc>
-        <w:tc>
-          <w:tcPr>
-            <w:tcW w:type="dxa" w:w="720"/>
+            <w:tcW w:type="dxa" w:w="567"/>
+          </w:tcPr>
+          <w:p/>
+        </w:tc>
+        <w:tc>
+          <w:tcPr>
+            <w:tcW w:type="dxa" w:w="567"/>
+          </w:tcPr>
+          <w:p/>
+        </w:tc>
+        <w:tc>
+          <w:tcPr>
+            <w:tcW w:type="dxa" w:w="647"/>
+          </w:tcPr>
+          <w:p/>
+        </w:tc>
+        <w:tc>
+          <w:tcPr>
+            <w:tcW w:type="dxa" w:w="567"/>
+          </w:tcPr>
+          <w:p/>
+        </w:tc>
+        <w:tc>
+          <w:tcPr>
+            <w:tcW w:type="dxa" w:w="1812"/>
+          </w:tcPr>
+          <w:p/>
+        </w:tc>
+        <w:tc>
+          <w:tcPr>
+            <w:tcW w:type="dxa" w:w="567"/>
+          </w:tcPr>
+          <w:p/>
+        </w:tc>
+        <w:tc>
+          <w:tcPr>
+            <w:tcW w:type="dxa" w:w="567"/>
+          </w:tcPr>
+          <w:p/>
+        </w:tc>
+        <w:tc>
+          <w:tcPr>
+            <w:tcW w:type="dxa" w:w="1078"/>
+          </w:tcPr>
+          <w:p/>
+        </w:tc>
+        <w:tc>
+          <w:tcPr>
+            <w:tcW w:type="dxa" w:w="567"/>
+          </w:tcPr>
+          <w:p/>
+        </w:tc>
+        <w:tc>
+          <w:tcPr>
+            <w:tcW w:type="dxa" w:w="567"/>
+          </w:tcPr>
+          <w:p/>
+        </w:tc>
+        <w:tc>
+          <w:tcPr>
+            <w:tcW w:type="dxa" w:w="567"/>
+          </w:tcPr>
+          <w:p/>
+        </w:tc>
+        <w:tc>
+          <w:tcPr>
+            <w:tcW w:type="dxa" w:w="567"/>
           </w:tcPr>
           <w:p/>
         </w:tc>
@@ -274,73 +274,73 @@
       <w:tr>
         <w:tc>
           <w:tcPr>
-            <w:tcW w:type="dxa" w:w="720"/>
-          </w:tcPr>
-          <w:p/>
-        </w:tc>
-        <w:tc>
-          <w:tcPr>
-            <w:tcW w:type="dxa" w:w="720"/>
-          </w:tcPr>
-          <w:p/>
-        </w:tc>
-        <w:tc>
-          <w:tcPr>
-            <w:tcW w:type="dxa" w:w="720"/>
-          </w:tcPr>
-          <w:p/>
-        </w:tc>
-        <w:tc>
-          <w:tcPr>
-            <w:tcW w:type="dxa" w:w="720"/>
-          </w:tcPr>
-          <w:p/>
-        </w:tc>
-        <w:tc>
-          <w:tcPr>
-            <w:tcW w:type="dxa" w:w="720"/>
-          </w:tcPr>
-          <w:p/>
-        </w:tc>
-        <w:tc>
-          <w:tcPr>
-            <w:tcW w:type="dxa" w:w="720"/>
-          </w:tcPr>
-          <w:p/>
-        </w:tc>
-        <w:tc>
-          <w:tcPr>
-            <w:tcW w:type="dxa" w:w="720"/>
-          </w:tcPr>
-          <w:p/>
-        </w:tc>
-        <w:tc>
-          <w:tcPr>
-            <w:tcW w:type="dxa" w:w="720"/>
-          </w:tcPr>
-          <w:p/>
-        </w:tc>
-        <w:tc>
-          <w:tcPr>
-            <w:tcW w:type="dxa" w:w="720"/>
-          </w:tcPr>
-          <w:p/>
-        </w:tc>
-        <w:tc>
-          <w:tcPr>
-            <w:tcW w:type="dxa" w:w="720"/>
-          </w:tcPr>
-          <w:p/>
-        </w:tc>
-        <w:tc>
-          <w:tcPr>
-            <w:tcW w:type="dxa" w:w="720"/>
-          </w:tcPr>
-          <w:p/>
-        </w:tc>
-        <w:tc>
-          <w:tcPr>
-            <w:tcW w:type="dxa" w:w="720"/>
+            <w:tcW w:type="dxa" w:w="567"/>
+          </w:tcPr>
+          <w:p/>
+        </w:tc>
+        <w:tc>
+          <w:tcPr>
+            <w:tcW w:type="dxa" w:w="567"/>
+          </w:tcPr>
+          <w:p/>
+        </w:tc>
+        <w:tc>
+          <w:tcPr>
+            <w:tcW w:type="dxa" w:w="647"/>
+          </w:tcPr>
+          <w:p/>
+        </w:tc>
+        <w:tc>
+          <w:tcPr>
+            <w:tcW w:type="dxa" w:w="567"/>
+          </w:tcPr>
+          <w:p/>
+        </w:tc>
+        <w:tc>
+          <w:tcPr>
+            <w:tcW w:type="dxa" w:w="1812"/>
+          </w:tcPr>
+          <w:p/>
+        </w:tc>
+        <w:tc>
+          <w:tcPr>
+            <w:tcW w:type="dxa" w:w="567"/>
+          </w:tcPr>
+          <w:p/>
+        </w:tc>
+        <w:tc>
+          <w:tcPr>
+            <w:tcW w:type="dxa" w:w="567"/>
+          </w:tcPr>
+          <w:p/>
+        </w:tc>
+        <w:tc>
+          <w:tcPr>
+            <w:tcW w:type="dxa" w:w="1078"/>
+          </w:tcPr>
+          <w:p/>
+        </w:tc>
+        <w:tc>
+          <w:tcPr>
+            <w:tcW w:type="dxa" w:w="567"/>
+          </w:tcPr>
+          <w:p/>
+        </w:tc>
+        <w:tc>
+          <w:tcPr>
+            <w:tcW w:type="dxa" w:w="567"/>
+          </w:tcPr>
+          <w:p/>
+        </w:tc>
+        <w:tc>
+          <w:tcPr>
+            <w:tcW w:type="dxa" w:w="567"/>
+          </w:tcPr>
+          <w:p/>
+        </w:tc>
+        <w:tc>
+          <w:tcPr>
+            <w:tcW w:type="dxa" w:w="567"/>
           </w:tcPr>
           <w:p/>
         </w:tc>
@@ -348,73 +348,73 @@
       <w:tr>
         <w:tc>
           <w:tcPr>
-            <w:tcW w:type="dxa" w:w="720"/>
-          </w:tcPr>
-          <w:p/>
-        </w:tc>
-        <w:tc>
-          <w:tcPr>
-            <w:tcW w:type="dxa" w:w="720"/>
-          </w:tcPr>
-          <w:p/>
-        </w:tc>
-        <w:tc>
-          <w:tcPr>
-            <w:tcW w:type="dxa" w:w="720"/>
-          </w:tcPr>
-          <w:p/>
-        </w:tc>
-        <w:tc>
-          <w:tcPr>
-            <w:tcW w:type="dxa" w:w="720"/>
-          </w:tcPr>
-          <w:p/>
-        </w:tc>
-        <w:tc>
-          <w:tcPr>
-            <w:tcW w:type="dxa" w:w="720"/>
-          </w:tcPr>
-          <w:p/>
-        </w:tc>
-        <w:tc>
-          <w:tcPr>
-            <w:tcW w:type="dxa" w:w="720"/>
-          </w:tcPr>
-          <w:p/>
-        </w:tc>
-        <w:tc>
-          <w:tcPr>
-            <w:tcW w:type="dxa" w:w="720"/>
-          </w:tcPr>
-          <w:p/>
-        </w:tc>
-        <w:tc>
-          <w:tcPr>
-            <w:tcW w:type="dxa" w:w="720"/>
-          </w:tcPr>
-          <w:p/>
-        </w:tc>
-        <w:tc>
-          <w:tcPr>
-            <w:tcW w:type="dxa" w:w="720"/>
-          </w:tcPr>
-          <w:p/>
-        </w:tc>
-        <w:tc>
-          <w:tcPr>
-            <w:tcW w:type="dxa" w:w="720"/>
-          </w:tcPr>
-          <w:p/>
-        </w:tc>
-        <w:tc>
-          <w:tcPr>
-            <w:tcW w:type="dxa" w:w="720"/>
-          </w:tcPr>
-          <w:p/>
-        </w:tc>
-        <w:tc>
-          <w:tcPr>
-            <w:tcW w:type="dxa" w:w="720"/>
+            <w:tcW w:type="dxa" w:w="567"/>
+          </w:tcPr>
+          <w:p/>
+        </w:tc>
+        <w:tc>
+          <w:tcPr>
+            <w:tcW w:type="dxa" w:w="567"/>
+          </w:tcPr>
+          <w:p/>
+        </w:tc>
+        <w:tc>
+          <w:tcPr>
+            <w:tcW w:type="dxa" w:w="647"/>
+          </w:tcPr>
+          <w:p/>
+        </w:tc>
+        <w:tc>
+          <w:tcPr>
+            <w:tcW w:type="dxa" w:w="567"/>
+          </w:tcPr>
+          <w:p/>
+        </w:tc>
+        <w:tc>
+          <w:tcPr>
+            <w:tcW w:type="dxa" w:w="1812"/>
+          </w:tcPr>
+          <w:p/>
+        </w:tc>
+        <w:tc>
+          <w:tcPr>
+            <w:tcW w:type="dxa" w:w="567"/>
+          </w:tcPr>
+          <w:p/>
+        </w:tc>
+        <w:tc>
+          <w:tcPr>
+            <w:tcW w:type="dxa" w:w="567"/>
+          </w:tcPr>
+          <w:p/>
+        </w:tc>
+        <w:tc>
+          <w:tcPr>
+            <w:tcW w:type="dxa" w:w="1078"/>
+          </w:tcPr>
+          <w:p/>
+        </w:tc>
+        <w:tc>
+          <w:tcPr>
+            <w:tcW w:type="dxa" w:w="567"/>
+          </w:tcPr>
+          <w:p/>
+        </w:tc>
+        <w:tc>
+          <w:tcPr>
+            <w:tcW w:type="dxa" w:w="567"/>
+          </w:tcPr>
+          <w:p/>
+        </w:tc>
+        <w:tc>
+          <w:tcPr>
+            <w:tcW w:type="dxa" w:w="567"/>
+          </w:tcPr>
+          <w:p/>
+        </w:tc>
+        <w:tc>
+          <w:tcPr>
+            <w:tcW w:type="dxa" w:w="567"/>
           </w:tcPr>
           <w:p/>
         </w:tc>
@@ -422,73 +422,73 @@
       <w:tr>
         <w:tc>
           <w:tcPr>
-            <w:tcW w:type="dxa" w:w="720"/>
-          </w:tcPr>
-          <w:p/>
-        </w:tc>
-        <w:tc>
-          <w:tcPr>
-            <w:tcW w:type="dxa" w:w="720"/>
-          </w:tcPr>
-          <w:p/>
-        </w:tc>
-        <w:tc>
-          <w:tcPr>
-            <w:tcW w:type="dxa" w:w="720"/>
-          </w:tcPr>
-          <w:p/>
-        </w:tc>
-        <w:tc>
-          <w:tcPr>
-            <w:tcW w:type="dxa" w:w="720"/>
-          </w:tcPr>
-          <w:p/>
-        </w:tc>
-        <w:tc>
-          <w:tcPr>
-            <w:tcW w:type="dxa" w:w="720"/>
-          </w:tcPr>
-          <w:p/>
-        </w:tc>
-        <w:tc>
-          <w:tcPr>
-            <w:tcW w:type="dxa" w:w="720"/>
-          </w:tcPr>
-          <w:p/>
-        </w:tc>
-        <w:tc>
-          <w:tcPr>
-            <w:tcW w:type="dxa" w:w="720"/>
-          </w:tcPr>
-          <w:p/>
-        </w:tc>
-        <w:tc>
-          <w:tcPr>
-            <w:tcW w:type="dxa" w:w="720"/>
-          </w:tcPr>
-          <w:p/>
-        </w:tc>
-        <w:tc>
-          <w:tcPr>
-            <w:tcW w:type="dxa" w:w="720"/>
-          </w:tcPr>
-          <w:p/>
-        </w:tc>
-        <w:tc>
-          <w:tcPr>
-            <w:tcW w:type="dxa" w:w="720"/>
-          </w:tcPr>
-          <w:p/>
-        </w:tc>
-        <w:tc>
-          <w:tcPr>
-            <w:tcW w:type="dxa" w:w="720"/>
-          </w:tcPr>
-          <w:p/>
-        </w:tc>
-        <w:tc>
-          <w:tcPr>
-            <w:tcW w:type="dxa" w:w="720"/>
+            <w:tcW w:type="dxa" w:w="567"/>
+          </w:tcPr>
+          <w:p/>
+        </w:tc>
+        <w:tc>
+          <w:tcPr>
+            <w:tcW w:type="dxa" w:w="567"/>
+          </w:tcPr>
+          <w:p/>
+        </w:tc>
+        <w:tc>
+          <w:tcPr>
+            <w:tcW w:type="dxa" w:w="647"/>
+          </w:tcPr>
+          <w:p/>
+        </w:tc>
+        <w:tc>
+          <w:tcPr>
+            <w:tcW w:type="dxa" w:w="567"/>
+          </w:tcPr>
+          <w:p/>
+        </w:tc>
+        <w:tc>
+          <w:tcPr>
+            <w:tcW w:type="dxa" w:w="1812"/>
+          </w:tcPr>
+          <w:p/>
+        </w:tc>
+        <w:tc>
+          <w:tcPr>
+            <w:tcW w:type="dxa" w:w="567"/>
+          </w:tcPr>
+          <w:p/>
+        </w:tc>
+        <w:tc>
+          <w:tcPr>
+            <w:tcW w:type="dxa" w:w="567"/>
+          </w:tcPr>
+          <w:p/>
+        </w:tc>
+        <w:tc>
+          <w:tcPr>
+            <w:tcW w:type="dxa" w:w="1078"/>
+          </w:tcPr>
+          <w:p/>
+        </w:tc>
+        <w:tc>
+          <w:tcPr>
+            <w:tcW w:type="dxa" w:w="567"/>
+          </w:tcPr>
+          <w:p/>
+        </w:tc>
+        <w:tc>
+          <w:tcPr>
+            <w:tcW w:type="dxa" w:w="567"/>
+          </w:tcPr>
+          <w:p/>
+        </w:tc>
+        <w:tc>
+          <w:tcPr>
+            <w:tcW w:type="dxa" w:w="567"/>
+          </w:tcPr>
+          <w:p/>
+        </w:tc>
+        <w:tc>
+          <w:tcPr>
+            <w:tcW w:type="dxa" w:w="567"/>
           </w:tcPr>
           <w:p/>
         </w:tc>
@@ -496,7 +496,7 @@
       <w:tr>
         <w:tc>
           <w:tcPr>
-            <w:tcW w:type="dxa" w:w="720"/>
+            <w:tcW w:type="dxa" w:w="567"/>
           </w:tcPr>
           <w:p>
             <w:r>
@@ -506,7 +506,7 @@
         </w:tc>
         <w:tc>
           <w:tcPr>
-            <w:tcW w:type="dxa" w:w="720"/>
+            <w:tcW w:type="dxa" w:w="567"/>
           </w:tcPr>
           <w:p>
             <w:r>
@@ -516,7 +516,7 @@
         </w:tc>
         <w:tc>
           <w:tcPr>
-            <w:tcW w:type="dxa" w:w="720"/>
+            <w:tcW w:type="dxa" w:w="647"/>
           </w:tcPr>
           <w:p>
             <w:r>
@@ -526,7 +526,7 @@
         </w:tc>
         <w:tc>
           <w:tcPr>
-            <w:tcW w:type="dxa" w:w="720"/>
+            <w:tcW w:type="dxa" w:w="567"/>
           </w:tcPr>
           <w:p>
             <w:r>
@@ -536,7 +536,7 @@
         </w:tc>
         <w:tc>
           <w:tcPr>
-            <w:tcW w:type="dxa" w:w="720"/>
+            <w:tcW w:type="dxa" w:w="1812"/>
           </w:tcPr>
           <w:p>
             <w:r>
@@ -546,7 +546,7 @@
         </w:tc>
         <w:tc>
           <w:tcPr>
-            <w:tcW w:type="dxa" w:w="720"/>
+            <w:tcW w:type="dxa" w:w="567"/>
           </w:tcPr>
           <w:p>
             <w:r>
@@ -556,7 +556,7 @@
         </w:tc>
         <w:tc>
           <w:tcPr>
-            <w:tcW w:type="dxa" w:w="720"/>
+            <w:tcW w:type="dxa" w:w="567"/>
           </w:tcPr>
           <w:p>
             <w:r>
@@ -566,7 +566,7 @@
         </w:tc>
         <w:tc>
           <w:tcPr>
-            <w:tcW w:type="dxa" w:w="720"/>
+            <w:tcW w:type="dxa" w:w="1078"/>
           </w:tcPr>
           <w:p>
             <w:r>
@@ -576,7 +576,7 @@
         </w:tc>
         <w:tc>
           <w:tcPr>
-            <w:tcW w:type="dxa" w:w="720"/>
+            <w:tcW w:type="dxa" w:w="567"/>
           </w:tcPr>
           <w:p>
             <w:r>
@@ -586,7 +586,7 @@
         </w:tc>
         <w:tc>
           <w:tcPr>
-            <w:tcW w:type="dxa" w:w="720"/>
+            <w:tcW w:type="dxa" w:w="567"/>
           </w:tcPr>
           <w:p>
             <w:r>
@@ -596,7 +596,7 @@
         </w:tc>
         <w:tc>
           <w:tcPr>
-            <w:tcW w:type="dxa" w:w="720"/>
+            <w:tcW w:type="dxa" w:w="567"/>
           </w:tcPr>
           <w:p>
             <w:r>
@@ -606,7 +606,7 @@
         </w:tc>
         <w:tc>
           <w:tcPr>
-            <w:tcW w:type="dxa" w:w="720"/>
+            <w:tcW w:type="dxa" w:w="567"/>
           </w:tcPr>
           <w:p>
             <w:r>

--- a/app/templates/PLI_M06.docx
+++ b/app/templates/PLI_M06.docx
@@ -1156,7 +1156,7 @@
           <w:sz w:val="24"/>
           <w:sz-cs w:val="24"/>
         </w:rPr>
-        <w:t>Họ, chữ đệm và tên Giám đốc/Tổng giám đốc:{gd.ho_ten}</w:t>
+        <w:t>Họ, chữ đệm và tên Giám đốc/Tổng giám đốc: {gd.ho_ten}</w:t>
       </w:r>
     </w:p>
     <w:p>
@@ -1208,7 +1208,7 @@
           <w:sz w:val="24"/>
           <w:sz-cs w:val="24"/>
         </w:rPr>
-        <w:t>Điện thoại:{gd.dien_thoai}</w:t>
+        <w:t>Điện thoại: {gd.dien_thoai}</w:t>
       </w:r>
     </w:p>
     <w:p>
@@ -1265,7 +1265,7 @@
           <w:sz w:val="24"/>
           <w:sz-cs w:val="24"/>
         </w:rPr>
-        <w:t>Họ, chữ đệm và tên Kế toán trưởng/Phụ trách kế toán:{kt.ho_ten}</w:t>
+        <w:t>Họ, chữ đệm và tên Kế toán trưởng/Phụ trách kế toán: {kt.ho_ten}</w:t>
       </w:r>
     </w:p>
     <w:p>
@@ -1317,7 +1317,7 @@
           <w:sz w:val="24"/>
           <w:sz-cs w:val="24"/>
         </w:rPr>
-        <w:t>Điện thoại:{kt.dien_thoai}</w:t>
+        <w:t>Điện thoại: {kt.dien_thoai}</w:t>
       </w:r>
     </w:p>
     <w:p>
@@ -1430,7 +1430,7 @@
           <w:sz w:val="24"/>
           <w:sz-cs w:val="24"/>
         </w:rPr>
-        <w:t>): {dien_thoai_lien_he}Số fax (</w:t>
+        <w:t>): {dien_thoai_lien_he} Số fax (</w:t>
       </w:r>
       <w:r>
         <w:rPr>
@@ -1447,7 +1447,7 @@
           <w:sz w:val="24"/>
           <w:sz-cs w:val="24"/>
         </w:rPr>
-        <w:t>):{fax}</w:t>
+        <w:t>): {fax}</w:t>
       </w:r>
     </w:p>
     <w:p>
@@ -1477,7 +1477,7 @@
           <w:sz w:val="24"/>
           <w:sz-cs w:val="24"/>
         </w:rPr>
-        <w:t>):{email_tru_so}</w:t>
+        <w:t>): {email_tru_so}</w:t>
       </w:r>
     </w:p>
     <w:p>

--- a/app/templates/PLI_M06.docx
+++ b/app/templates/PLI_M06.docx
@@ -12,9 +12,22 @@
         <w:t>Mẫu số 6</w:t>
       </w:r>
     </w:p>
+    <w:p>
+      <w:pPr>
+        <w:spacing w:before="0" w:after="0" w:line="20" w:lineRule="exact"/>
+        <w:rPr>
+          <w:sz w:val="2"/>
+          <w:szCs w:val="2"/>
+        </w:rPr>
+        <w:sectPr>
+          <w:pgSz w:w="12240" w:h="15840"/>
+          <w:pgMar w:top="1440" w:right="1800" w:bottom="1440" w:left="1800"/>
+        </w:sectPr>
+      </w:pPr>
+    </w:p>
     <w:tbl>
       <w:tblPr>
-        <w:tblW w:type="auto" w:w="0"/>
+        <w:tblW w:type="dxa" w:w="14400"/>
         <w:tblLook w:firstColumn="1" w:firstRow="1" w:lastColumn="0" w:lastRow="0" w:noHBand="0" w:noVBand="1" w:val="04A0"/>
         <w:tblBorders>
           <w:top w:val="single" w:sz="4" w:color="000000"/>
@@ -26,23 +39,23 @@
         </w:tblBorders>
       </w:tblPr>
       <w:tblGrid>
-        <w:gridCol w:w="567"/>
-        <w:gridCol w:w="567"/>
-        <w:gridCol w:w="647"/>
-        <w:gridCol w:w="567"/>
-        <w:gridCol w:w="1812"/>
-        <w:gridCol w:w="567"/>
-        <w:gridCol w:w="567"/>
-        <w:gridCol w:w="1078"/>
-        <w:gridCol w:w="567"/>
-        <w:gridCol w:w="567"/>
-        <w:gridCol w:w="567"/>
-        <w:gridCol w:w="567"/>
+        <w:gridCol w:w="900"/>
+        <w:gridCol w:w="900"/>
+        <w:gridCol w:w="1188"/>
+        <w:gridCol w:w="900"/>
+        <w:gridCol w:w="3132"/>
+        <w:gridCol w:w="900"/>
+        <w:gridCol w:w="900"/>
+        <w:gridCol w:w="1908"/>
+        <w:gridCol w:w="972"/>
+        <w:gridCol w:w="900"/>
+        <w:gridCol w:w="900"/>
+        <w:gridCol w:w="900"/>
       </w:tblGrid>
       <w:tr>
         <w:tc>
           <w:tcPr>
-            <w:tcW w:type="dxa" w:w="567"/>
+            <w:tcW w:type="dxa" w:w="900"/>
           </w:tcPr>
           <w:p>
             <w:r>
@@ -55,7 +68,7 @@
         </w:tc>
         <w:tc>
           <w:tcPr>
-            <w:tcW w:type="dxa" w:w="567"/>
+            <w:tcW w:type="dxa" w:w="900"/>
           </w:tcPr>
           <w:p>
             <w:r>
@@ -68,7 +81,7 @@
         </w:tc>
         <w:tc>
           <w:tcPr>
-            <w:tcW w:type="dxa" w:w="647"/>
+            <w:tcW w:type="dxa" w:w="1188"/>
           </w:tcPr>
           <w:p>
             <w:r>
@@ -81,7 +94,7 @@
         </w:tc>
         <w:tc>
           <w:tcPr>
-            <w:tcW w:type="dxa" w:w="567"/>
+            <w:tcW w:type="dxa" w:w="900"/>
           </w:tcPr>
           <w:p>
             <w:r>
@@ -94,7 +107,7 @@
         </w:tc>
         <w:tc>
           <w:tcPr>
-            <w:tcW w:type="dxa" w:w="1812"/>
+            <w:tcW w:type="dxa" w:w="3132"/>
           </w:tcPr>
           <w:p>
             <w:r>
@@ -107,7 +120,7 @@
         </w:tc>
         <w:tc>
           <w:tcPr>
-            <w:tcW w:type="dxa" w:w="567"/>
+            <w:tcW w:type="dxa" w:w="900"/>
           </w:tcPr>
           <w:p>
             <w:r>
@@ -120,7 +133,7 @@
         </w:tc>
         <w:tc>
           <w:tcPr>
-            <w:tcW w:type="dxa" w:w="567"/>
+            <w:tcW w:type="dxa" w:w="900"/>
           </w:tcPr>
           <w:p>
             <w:r>
@@ -133,7 +146,7 @@
         </w:tc>
         <w:tc>
           <w:tcPr>
-            <w:tcW w:type="dxa" w:w="1078"/>
+            <w:tcW w:type="dxa" w:w="1908"/>
           </w:tcPr>
           <w:p>
             <w:r>
@@ -146,7 +159,7 @@
         </w:tc>
         <w:tc>
           <w:tcPr>
-            <w:tcW w:type="dxa" w:w="567"/>
+            <w:tcW w:type="dxa" w:w="972"/>
           </w:tcPr>
           <w:p>
             <w:r>
@@ -159,7 +172,7 @@
         </w:tc>
         <w:tc>
           <w:tcPr>
-            <w:tcW w:type="dxa" w:w="567"/>
+            <w:tcW w:type="dxa" w:w="900"/>
           </w:tcPr>
           <w:p>
             <w:r>
@@ -172,7 +185,7 @@
         </w:tc>
         <w:tc>
           <w:tcPr>
-            <w:tcW w:type="dxa" w:w="567"/>
+            <w:tcW w:type="dxa" w:w="900"/>
           </w:tcPr>
           <w:p>
             <w:r>
@@ -185,7 +198,7 @@
         </w:tc>
         <w:tc>
           <w:tcPr>
-            <w:tcW w:type="dxa" w:w="567"/>
+            <w:tcW w:type="dxa" w:w="900"/>
           </w:tcPr>
           <w:p>
             <w:r>
@@ -200,73 +213,73 @@
       <w:tr>
         <w:tc>
           <w:tcPr>
-            <w:tcW w:type="dxa" w:w="567"/>
-          </w:tcPr>
-          <w:p/>
-        </w:tc>
-        <w:tc>
-          <w:tcPr>
-            <w:tcW w:type="dxa" w:w="567"/>
-          </w:tcPr>
-          <w:p/>
-        </w:tc>
-        <w:tc>
-          <w:tcPr>
-            <w:tcW w:type="dxa" w:w="647"/>
-          </w:tcPr>
-          <w:p/>
-        </w:tc>
-        <w:tc>
-          <w:tcPr>
-            <w:tcW w:type="dxa" w:w="567"/>
-          </w:tcPr>
-          <w:p/>
-        </w:tc>
-        <w:tc>
-          <w:tcPr>
-            <w:tcW w:type="dxa" w:w="1812"/>
-          </w:tcPr>
-          <w:p/>
-        </w:tc>
-        <w:tc>
-          <w:tcPr>
-            <w:tcW w:type="dxa" w:w="567"/>
-          </w:tcPr>
-          <w:p/>
-        </w:tc>
-        <w:tc>
-          <w:tcPr>
-            <w:tcW w:type="dxa" w:w="567"/>
-          </w:tcPr>
-          <w:p/>
-        </w:tc>
-        <w:tc>
-          <w:tcPr>
-            <w:tcW w:type="dxa" w:w="1078"/>
-          </w:tcPr>
-          <w:p/>
-        </w:tc>
-        <w:tc>
-          <w:tcPr>
-            <w:tcW w:type="dxa" w:w="567"/>
-          </w:tcPr>
-          <w:p/>
-        </w:tc>
-        <w:tc>
-          <w:tcPr>
-            <w:tcW w:type="dxa" w:w="567"/>
-          </w:tcPr>
-          <w:p/>
-        </w:tc>
-        <w:tc>
-          <w:tcPr>
-            <w:tcW w:type="dxa" w:w="567"/>
-          </w:tcPr>
-          <w:p/>
-        </w:tc>
-        <w:tc>
-          <w:tcPr>
-            <w:tcW w:type="dxa" w:w="567"/>
+            <w:tcW w:type="dxa" w:w="900"/>
+          </w:tcPr>
+          <w:p/>
+        </w:tc>
+        <w:tc>
+          <w:tcPr>
+            <w:tcW w:type="dxa" w:w="900"/>
+          </w:tcPr>
+          <w:p/>
+        </w:tc>
+        <w:tc>
+          <w:tcPr>
+            <w:tcW w:type="dxa" w:w="1188"/>
+          </w:tcPr>
+          <w:p/>
+        </w:tc>
+        <w:tc>
+          <w:tcPr>
+            <w:tcW w:type="dxa" w:w="900"/>
+          </w:tcPr>
+          <w:p/>
+        </w:tc>
+        <w:tc>
+          <w:tcPr>
+            <w:tcW w:type="dxa" w:w="3132"/>
+          </w:tcPr>
+          <w:p/>
+        </w:tc>
+        <w:tc>
+          <w:tcPr>
+            <w:tcW w:type="dxa" w:w="900"/>
+          </w:tcPr>
+          <w:p/>
+        </w:tc>
+        <w:tc>
+          <w:tcPr>
+            <w:tcW w:type="dxa" w:w="900"/>
+          </w:tcPr>
+          <w:p/>
+        </w:tc>
+        <w:tc>
+          <w:tcPr>
+            <w:tcW w:type="dxa" w:w="1908"/>
+          </w:tcPr>
+          <w:p/>
+        </w:tc>
+        <w:tc>
+          <w:tcPr>
+            <w:tcW w:type="dxa" w:w="972"/>
+          </w:tcPr>
+          <w:p/>
+        </w:tc>
+        <w:tc>
+          <w:tcPr>
+            <w:tcW w:type="dxa" w:w="900"/>
+          </w:tcPr>
+          <w:p/>
+        </w:tc>
+        <w:tc>
+          <w:tcPr>
+            <w:tcW w:type="dxa" w:w="900"/>
+          </w:tcPr>
+          <w:p/>
+        </w:tc>
+        <w:tc>
+          <w:tcPr>
+            <w:tcW w:type="dxa" w:w="900"/>
           </w:tcPr>
           <w:p/>
         </w:tc>
@@ -274,73 +287,73 @@
       <w:tr>
         <w:tc>
           <w:tcPr>
-            <w:tcW w:type="dxa" w:w="567"/>
-          </w:tcPr>
-          <w:p/>
-        </w:tc>
-        <w:tc>
-          <w:tcPr>
-            <w:tcW w:type="dxa" w:w="567"/>
-          </w:tcPr>
-          <w:p/>
-        </w:tc>
-        <w:tc>
-          <w:tcPr>
-            <w:tcW w:type="dxa" w:w="647"/>
-          </w:tcPr>
-          <w:p/>
-        </w:tc>
-        <w:tc>
-          <w:tcPr>
-            <w:tcW w:type="dxa" w:w="567"/>
-          </w:tcPr>
-          <w:p/>
-        </w:tc>
-        <w:tc>
-          <w:tcPr>
-            <w:tcW w:type="dxa" w:w="1812"/>
-          </w:tcPr>
-          <w:p/>
-        </w:tc>
-        <w:tc>
-          <w:tcPr>
-            <w:tcW w:type="dxa" w:w="567"/>
-          </w:tcPr>
-          <w:p/>
-        </w:tc>
-        <w:tc>
-          <w:tcPr>
-            <w:tcW w:type="dxa" w:w="567"/>
-          </w:tcPr>
-          <w:p/>
-        </w:tc>
-        <w:tc>
-          <w:tcPr>
-            <w:tcW w:type="dxa" w:w="1078"/>
-          </w:tcPr>
-          <w:p/>
-        </w:tc>
-        <w:tc>
-          <w:tcPr>
-            <w:tcW w:type="dxa" w:w="567"/>
-          </w:tcPr>
-          <w:p/>
-        </w:tc>
-        <w:tc>
-          <w:tcPr>
-            <w:tcW w:type="dxa" w:w="567"/>
-          </w:tcPr>
-          <w:p/>
-        </w:tc>
-        <w:tc>
-          <w:tcPr>
-            <w:tcW w:type="dxa" w:w="567"/>
-          </w:tcPr>
-          <w:p/>
-        </w:tc>
-        <w:tc>
-          <w:tcPr>
-            <w:tcW w:type="dxa" w:w="567"/>
+            <w:tcW w:type="dxa" w:w="900"/>
+          </w:tcPr>
+          <w:p/>
+        </w:tc>
+        <w:tc>
+          <w:tcPr>
+            <w:tcW w:type="dxa" w:w="900"/>
+          </w:tcPr>
+          <w:p/>
+        </w:tc>
+        <w:tc>
+          <w:tcPr>
+            <w:tcW w:type="dxa" w:w="1188"/>
+          </w:tcPr>
+          <w:p/>
+        </w:tc>
+        <w:tc>
+          <w:tcPr>
+            <w:tcW w:type="dxa" w:w="900"/>
+          </w:tcPr>
+          <w:p/>
+        </w:tc>
+        <w:tc>
+          <w:tcPr>
+            <w:tcW w:type="dxa" w:w="3132"/>
+          </w:tcPr>
+          <w:p/>
+        </w:tc>
+        <w:tc>
+          <w:tcPr>
+            <w:tcW w:type="dxa" w:w="900"/>
+          </w:tcPr>
+          <w:p/>
+        </w:tc>
+        <w:tc>
+          <w:tcPr>
+            <w:tcW w:type="dxa" w:w="900"/>
+          </w:tcPr>
+          <w:p/>
+        </w:tc>
+        <w:tc>
+          <w:tcPr>
+            <w:tcW w:type="dxa" w:w="1908"/>
+          </w:tcPr>
+          <w:p/>
+        </w:tc>
+        <w:tc>
+          <w:tcPr>
+            <w:tcW w:type="dxa" w:w="972"/>
+          </w:tcPr>
+          <w:p/>
+        </w:tc>
+        <w:tc>
+          <w:tcPr>
+            <w:tcW w:type="dxa" w:w="900"/>
+          </w:tcPr>
+          <w:p/>
+        </w:tc>
+        <w:tc>
+          <w:tcPr>
+            <w:tcW w:type="dxa" w:w="900"/>
+          </w:tcPr>
+          <w:p/>
+        </w:tc>
+        <w:tc>
+          <w:tcPr>
+            <w:tcW w:type="dxa" w:w="900"/>
           </w:tcPr>
           <w:p/>
         </w:tc>
@@ -348,73 +361,73 @@
       <w:tr>
         <w:tc>
           <w:tcPr>
-            <w:tcW w:type="dxa" w:w="567"/>
-          </w:tcPr>
-          <w:p/>
-        </w:tc>
-        <w:tc>
-          <w:tcPr>
-            <w:tcW w:type="dxa" w:w="567"/>
-          </w:tcPr>
-          <w:p/>
-        </w:tc>
-        <w:tc>
-          <w:tcPr>
-            <w:tcW w:type="dxa" w:w="647"/>
-          </w:tcPr>
-          <w:p/>
-        </w:tc>
-        <w:tc>
-          <w:tcPr>
-            <w:tcW w:type="dxa" w:w="567"/>
-          </w:tcPr>
-          <w:p/>
-        </w:tc>
-        <w:tc>
-          <w:tcPr>
-            <w:tcW w:type="dxa" w:w="1812"/>
-          </w:tcPr>
-          <w:p/>
-        </w:tc>
-        <w:tc>
-          <w:tcPr>
-            <w:tcW w:type="dxa" w:w="567"/>
-          </w:tcPr>
-          <w:p/>
-        </w:tc>
-        <w:tc>
-          <w:tcPr>
-            <w:tcW w:type="dxa" w:w="567"/>
-          </w:tcPr>
-          <w:p/>
-        </w:tc>
-        <w:tc>
-          <w:tcPr>
-            <w:tcW w:type="dxa" w:w="1078"/>
-          </w:tcPr>
-          <w:p/>
-        </w:tc>
-        <w:tc>
-          <w:tcPr>
-            <w:tcW w:type="dxa" w:w="567"/>
-          </w:tcPr>
-          <w:p/>
-        </w:tc>
-        <w:tc>
-          <w:tcPr>
-            <w:tcW w:type="dxa" w:w="567"/>
-          </w:tcPr>
-          <w:p/>
-        </w:tc>
-        <w:tc>
-          <w:tcPr>
-            <w:tcW w:type="dxa" w:w="567"/>
-          </w:tcPr>
-          <w:p/>
-        </w:tc>
-        <w:tc>
-          <w:tcPr>
-            <w:tcW w:type="dxa" w:w="567"/>
+            <w:tcW w:type="dxa" w:w="900"/>
+          </w:tcPr>
+          <w:p/>
+        </w:tc>
+        <w:tc>
+          <w:tcPr>
+            <w:tcW w:type="dxa" w:w="900"/>
+          </w:tcPr>
+          <w:p/>
+        </w:tc>
+        <w:tc>
+          <w:tcPr>
+            <w:tcW w:type="dxa" w:w="1188"/>
+          </w:tcPr>
+          <w:p/>
+        </w:tc>
+        <w:tc>
+          <w:tcPr>
+            <w:tcW w:type="dxa" w:w="900"/>
+          </w:tcPr>
+          <w:p/>
+        </w:tc>
+        <w:tc>
+          <w:tcPr>
+            <w:tcW w:type="dxa" w:w="3132"/>
+          </w:tcPr>
+          <w:p/>
+        </w:tc>
+        <w:tc>
+          <w:tcPr>
+            <w:tcW w:type="dxa" w:w="900"/>
+          </w:tcPr>
+          <w:p/>
+        </w:tc>
+        <w:tc>
+          <w:tcPr>
+            <w:tcW w:type="dxa" w:w="900"/>
+          </w:tcPr>
+          <w:p/>
+        </w:tc>
+        <w:tc>
+          <w:tcPr>
+            <w:tcW w:type="dxa" w:w="1908"/>
+          </w:tcPr>
+          <w:p/>
+        </w:tc>
+        <w:tc>
+          <w:tcPr>
+            <w:tcW w:type="dxa" w:w="972"/>
+          </w:tcPr>
+          <w:p/>
+        </w:tc>
+        <w:tc>
+          <w:tcPr>
+            <w:tcW w:type="dxa" w:w="900"/>
+          </w:tcPr>
+          <w:p/>
+        </w:tc>
+        <w:tc>
+          <w:tcPr>
+            <w:tcW w:type="dxa" w:w="900"/>
+          </w:tcPr>
+          <w:p/>
+        </w:tc>
+        <w:tc>
+          <w:tcPr>
+            <w:tcW w:type="dxa" w:w="900"/>
           </w:tcPr>
           <w:p/>
         </w:tc>
@@ -422,73 +435,73 @@
       <w:tr>
         <w:tc>
           <w:tcPr>
-            <w:tcW w:type="dxa" w:w="567"/>
-          </w:tcPr>
-          <w:p/>
-        </w:tc>
-        <w:tc>
-          <w:tcPr>
-            <w:tcW w:type="dxa" w:w="567"/>
-          </w:tcPr>
-          <w:p/>
-        </w:tc>
-        <w:tc>
-          <w:tcPr>
-            <w:tcW w:type="dxa" w:w="647"/>
-          </w:tcPr>
-          <w:p/>
-        </w:tc>
-        <w:tc>
-          <w:tcPr>
-            <w:tcW w:type="dxa" w:w="567"/>
-          </w:tcPr>
-          <w:p/>
-        </w:tc>
-        <w:tc>
-          <w:tcPr>
-            <w:tcW w:type="dxa" w:w="1812"/>
-          </w:tcPr>
-          <w:p/>
-        </w:tc>
-        <w:tc>
-          <w:tcPr>
-            <w:tcW w:type="dxa" w:w="567"/>
-          </w:tcPr>
-          <w:p/>
-        </w:tc>
-        <w:tc>
-          <w:tcPr>
-            <w:tcW w:type="dxa" w:w="567"/>
-          </w:tcPr>
-          <w:p/>
-        </w:tc>
-        <w:tc>
-          <w:tcPr>
-            <w:tcW w:type="dxa" w:w="1078"/>
-          </w:tcPr>
-          <w:p/>
-        </w:tc>
-        <w:tc>
-          <w:tcPr>
-            <w:tcW w:type="dxa" w:w="567"/>
-          </w:tcPr>
-          <w:p/>
-        </w:tc>
-        <w:tc>
-          <w:tcPr>
-            <w:tcW w:type="dxa" w:w="567"/>
-          </w:tcPr>
-          <w:p/>
-        </w:tc>
-        <w:tc>
-          <w:tcPr>
-            <w:tcW w:type="dxa" w:w="567"/>
-          </w:tcPr>
-          <w:p/>
-        </w:tc>
-        <w:tc>
-          <w:tcPr>
-            <w:tcW w:type="dxa" w:w="567"/>
+            <w:tcW w:type="dxa" w:w="900"/>
+          </w:tcPr>
+          <w:p/>
+        </w:tc>
+        <w:tc>
+          <w:tcPr>
+            <w:tcW w:type="dxa" w:w="900"/>
+          </w:tcPr>
+          <w:p/>
+        </w:tc>
+        <w:tc>
+          <w:tcPr>
+            <w:tcW w:type="dxa" w:w="1188"/>
+          </w:tcPr>
+          <w:p/>
+        </w:tc>
+        <w:tc>
+          <w:tcPr>
+            <w:tcW w:type="dxa" w:w="900"/>
+          </w:tcPr>
+          <w:p/>
+        </w:tc>
+        <w:tc>
+          <w:tcPr>
+            <w:tcW w:type="dxa" w:w="3132"/>
+          </w:tcPr>
+          <w:p/>
+        </w:tc>
+        <w:tc>
+          <w:tcPr>
+            <w:tcW w:type="dxa" w:w="900"/>
+          </w:tcPr>
+          <w:p/>
+        </w:tc>
+        <w:tc>
+          <w:tcPr>
+            <w:tcW w:type="dxa" w:w="900"/>
+          </w:tcPr>
+          <w:p/>
+        </w:tc>
+        <w:tc>
+          <w:tcPr>
+            <w:tcW w:type="dxa" w:w="1908"/>
+          </w:tcPr>
+          <w:p/>
+        </w:tc>
+        <w:tc>
+          <w:tcPr>
+            <w:tcW w:type="dxa" w:w="972"/>
+          </w:tcPr>
+          <w:p/>
+        </w:tc>
+        <w:tc>
+          <w:tcPr>
+            <w:tcW w:type="dxa" w:w="900"/>
+          </w:tcPr>
+          <w:p/>
+        </w:tc>
+        <w:tc>
+          <w:tcPr>
+            <w:tcW w:type="dxa" w:w="900"/>
+          </w:tcPr>
+          <w:p/>
+        </w:tc>
+        <w:tc>
+          <w:tcPr>
+            <w:tcW w:type="dxa" w:w="900"/>
           </w:tcPr>
           <w:p/>
         </w:tc>
@@ -496,7 +509,7 @@
       <w:tr>
         <w:tc>
           <w:tcPr>
-            <w:tcW w:type="dxa" w:w="567"/>
+            <w:tcW w:type="dxa" w:w="900"/>
           </w:tcPr>
           <w:p>
             <w:r>
@@ -506,7 +519,7 @@
         </w:tc>
         <w:tc>
           <w:tcPr>
-            <w:tcW w:type="dxa" w:w="567"/>
+            <w:tcW w:type="dxa" w:w="900"/>
           </w:tcPr>
           <w:p>
             <w:r>
@@ -516,7 +529,7 @@
         </w:tc>
         <w:tc>
           <w:tcPr>
-            <w:tcW w:type="dxa" w:w="647"/>
+            <w:tcW w:type="dxa" w:w="1188"/>
           </w:tcPr>
           <w:p>
             <w:r>
@@ -526,7 +539,7 @@
         </w:tc>
         <w:tc>
           <w:tcPr>
-            <w:tcW w:type="dxa" w:w="567"/>
+            <w:tcW w:type="dxa" w:w="900"/>
           </w:tcPr>
           <w:p>
             <w:r>
@@ -536,7 +549,7 @@
         </w:tc>
         <w:tc>
           <w:tcPr>
-            <w:tcW w:type="dxa" w:w="1812"/>
+            <w:tcW w:type="dxa" w:w="3132"/>
           </w:tcPr>
           <w:p>
             <w:r>
@@ -546,7 +559,7 @@
         </w:tc>
         <w:tc>
           <w:tcPr>
-            <w:tcW w:type="dxa" w:w="567"/>
+            <w:tcW w:type="dxa" w:w="900"/>
           </w:tcPr>
           <w:p>
             <w:r>
@@ -556,7 +569,7 @@
         </w:tc>
         <w:tc>
           <w:tcPr>
-            <w:tcW w:type="dxa" w:w="567"/>
+            <w:tcW w:type="dxa" w:w="900"/>
           </w:tcPr>
           <w:p>
             <w:r>
@@ -566,7 +579,7 @@
         </w:tc>
         <w:tc>
           <w:tcPr>
-            <w:tcW w:type="dxa" w:w="1078"/>
+            <w:tcW w:type="dxa" w:w="1908"/>
           </w:tcPr>
           <w:p>
             <w:r>
@@ -576,7 +589,7 @@
         </w:tc>
         <w:tc>
           <w:tcPr>
-            <w:tcW w:type="dxa" w:w="567"/>
+            <w:tcW w:type="dxa" w:w="972"/>
           </w:tcPr>
           <w:p>
             <w:r>
@@ -586,7 +599,7 @@
         </w:tc>
         <w:tc>
           <w:tcPr>
-            <w:tcW w:type="dxa" w:w="567"/>
+            <w:tcW w:type="dxa" w:w="900"/>
           </w:tcPr>
           <w:p>
             <w:r>
@@ -596,7 +609,7 @@
         </w:tc>
         <w:tc>
           <w:tcPr>
-            <w:tcW w:type="dxa" w:w="567"/>
+            <w:tcW w:type="dxa" w:w="900"/>
           </w:tcPr>
           <w:p>
             <w:r>
@@ -606,7 +619,7 @@
         </w:tc>
         <w:tc>
           <w:tcPr>
-            <w:tcW w:type="dxa" w:w="567"/>
+            <w:tcW w:type="dxa" w:w="900"/>
           </w:tcPr>
           <w:p>
             <w:r>
@@ -616,6 +629,19 @@
         </w:tc>
       </w:tr>
     </w:tbl>
+    <w:p>
+      <w:pPr>
+        <w:spacing w:before="0" w:after="0" w:line="20" w:lineRule="exact"/>
+        <w:rPr>
+          <w:sz w:val="2"/>
+          <w:szCs w:val="2"/>
+        </w:rPr>
+        <w:sectPr>
+          <w:pgSz w:w="15840" w:h="12240" w:orient="landscape"/>
+          <w:pgMar w:top="1440" w:right="720" w:bottom="1440" w:left="720"/>
+        </w:sectPr>
+      </w:pPr>
+    </w:p>
     <w:p/>
     <w:p>
       <w:pPr>

--- a/app/templates/PLI_M06.docx
+++ b/app/templates/PLI_M06.docx
@@ -11,19 +11,6 @@
       <w:r>
         <w:t>Mẫu số 6</w:t>
       </w:r>
-    </w:p>
-    <w:p>
-      <w:pPr>
-        <w:spacing w:before="0" w:after="0" w:line="20" w:lineRule="exact"/>
-        <w:rPr>
-          <w:sz w:val="2"/>
-          <w:szCs w:val="2"/>
-        </w:rPr>
-        <w:sectPr>
-          <w:pgSz w:w="12240" w:h="15840"/>
-          <w:pgMar w:top="1440" w:right="1800" w:bottom="1440" w:left="1800"/>
-        </w:sectPr>
-      </w:pPr>
     </w:p>
     <w:tbl>
       <w:tblPr>
@@ -633,6 +620,7 @@
       <w:pPr>
         <w:spacing w:before="0" w:after="0" w:line="20" w:lineRule="exact"/>
         <w:rPr>
+          <w:vanish/>
           <w:sz w:val="2"/>
           <w:szCs w:val="2"/>
         </w:rPr>

--- a/app/templates/PLI_M06.docx
+++ b/app/templates/PLI_M06.docx
@@ -1609,6 +1609,14 @@
           <w:sz w:val="24"/>
           <w:sz-cs w:val="24"/>
         </w:rPr>
+        <w:t xml:space="preserve">{chk_ht_doc_lap} </w:t>
+      </w:r>
+      <w:r>
+        <w:rPr>
+          <w:rFonts w:ascii="Arial" w:hAnsi="Arial" w:cs="Arial"/>
+          <w:sz w:val="24"/>
+          <w:sz-cs w:val="24"/>
+        </w:rPr>
         <w:t xml:space="preserve">Hạch toán độc lập</w:t>
       </w:r>
     </w:p>
@@ -1622,19 +1630,6 @@
           <w:sz w:val="24"/>
           <w:sz-cs w:val="24"/>
         </w:rPr>
-        <w:t>{chk_ht_doc_lap}</w:t>
-      </w:r>
-    </w:p>
-    <w:p>
-      <w:pPr>
-        <w:spacing w:before="120"/>
-      </w:pPr>
-      <w:r>
-        <w:rPr>
-          <w:rFonts w:ascii="Arial" w:hAnsi="Arial" w:cs="Arial"/>
-          <w:sz w:val="24"/>
-          <w:sz-cs w:val="24"/>
-        </w:rPr>
         <w:t xml:space="preserve"/>
       </w:r>
     </w:p>
@@ -1674,6 +1669,14 @@
           <w:sz w:val="24"/>
           <w:sz-cs w:val="24"/>
         </w:rPr>
+        <w:t xml:space="preserve">{chk_ht_phu_thuoc} </w:t>
+      </w:r>
+      <w:r>
+        <w:rPr>
+          <w:rFonts w:ascii="Arial" w:hAnsi="Arial" w:cs="Arial"/>
+          <w:sz w:val="24"/>
+          <w:sz-cs w:val="24"/>
+        </w:rPr>
         <w:t xml:space="preserve">Hạch toán phụ thuộc</w:t>
       </w:r>
     </w:p>
@@ -1687,19 +1690,6 @@
           <w:sz w:val="24"/>
           <w:sz-cs w:val="24"/>
         </w:rPr>
-        <w:t>{chk_ht_phu_thuoc}</w:t>
-      </w:r>
-    </w:p>
-    <w:p>
-      <w:pPr>
-        <w:spacing w:before="120"/>
-      </w:pPr>
-      <w:r>
-        <w:rPr>
-          <w:rFonts w:ascii="Arial" w:hAnsi="Arial" w:cs="Arial"/>
-          <w:sz w:val="24"/>
-          <w:sz-cs w:val="24"/>
-        </w:rPr>
         <w:t xml:space="preserve"/>
       </w:r>
     </w:p>
@@ -2027,24 +2017,19 @@
           <w:sz w:val="24"/>
           <w:sz-cs w:val="24"/>
         </w:rPr>
+        <w:t xml:space="preserve">{chk_gtgt_khoan_tru} </w:t>
+      </w:r>
+      <w:r>
+        <w:rPr>
+          <w:rFonts w:ascii="Arial" w:hAnsi="Arial" w:cs="Arial"/>
+          <w:sz w:val="24"/>
+          <w:sz-cs w:val="24"/>
+        </w:rPr>
         <w:t xml:space="preserve">Khấu trừ</w:t>
       </w:r>
     </w:p>
     <w:p>
       <w:pPr>
-        <w:spacing w:before="120"/>
-      </w:pPr>
-      <w:r>
-        <w:rPr>
-          <w:rFonts w:ascii="Arial" w:hAnsi="Arial" w:cs="Arial"/>
-          <w:sz w:val="24"/>
-          <w:sz-cs w:val="24"/>
-        </w:rPr>
-        <w:t>{chk_gtgt_khoan_tru}</w:t>
-      </w:r>
-    </w:p>
-    <w:p>
-      <w:pPr>
         <w:spacing w:after="120"/>
       </w:pPr>
       <w:r>
@@ -2066,24 +2051,19 @@
           <w:sz w:val="24"/>
           <w:sz-cs w:val="24"/>
         </w:rPr>
+        <w:t xml:space="preserve">{chk_gtgt_truc_tiep_tren_gtgt} </w:t>
+      </w:r>
+      <w:r>
+        <w:rPr>
+          <w:rFonts w:ascii="Arial" w:hAnsi="Arial" w:cs="Arial"/>
+          <w:sz w:val="24"/>
+          <w:sz-cs w:val="24"/>
+        </w:rPr>
         <w:t xml:space="preserve">Trực tiếp trên GTGT</w:t>
       </w:r>
     </w:p>
     <w:p>
       <w:pPr>
-        <w:spacing w:before="120"/>
-      </w:pPr>
-      <w:r>
-        <w:rPr>
-          <w:rFonts w:ascii="Arial" w:hAnsi="Arial" w:cs="Arial"/>
-          <w:sz w:val="24"/>
-          <w:sz-cs w:val="24"/>
-        </w:rPr>
-        <w:t>{chk_gtgt_truc_tiep_tren_gtgt}</w:t>
-      </w:r>
-    </w:p>
-    <w:p>
-      <w:pPr>
         <w:spacing w:after="120"/>
       </w:pPr>
       <w:r>
@@ -2105,24 +2085,19 @@
           <w:sz w:val="24"/>
           <w:sz-cs w:val="24"/>
         </w:rPr>
+        <w:t xml:space="preserve">{chk_gtgt_truc_tiep_doanh_so} </w:t>
+      </w:r>
+      <w:r>
+        <w:rPr>
+          <w:rFonts w:ascii="Arial" w:hAnsi="Arial" w:cs="Arial"/>
+          <w:sz w:val="24"/>
+          <w:sz-cs w:val="24"/>
+        </w:rPr>
         <w:t xml:space="preserve">Trực tiếp trên doanh số</w:t>
       </w:r>
     </w:p>
     <w:p>
       <w:pPr>
-        <w:spacing w:before="120"/>
-      </w:pPr>
-      <w:r>
-        <w:rPr>
-          <w:rFonts w:ascii="Arial" w:hAnsi="Arial" w:cs="Arial"/>
-          <w:sz w:val="24"/>
-          <w:sz-cs w:val="24"/>
-        </w:rPr>
-        <w:t>{chk_gtgt_truc_tiep_doanh_so}</w:t>
-      </w:r>
-    </w:p>
-    <w:p>
-      <w:pPr>
         <w:spacing w:after="120"/>
       </w:pPr>
       <w:r>
@@ -2144,20 +2119,15 @@
           <w:sz w:val="24"/>
           <w:sz-cs w:val="24"/>
         </w:rPr>
+        <w:t xml:space="preserve">{chk_gtgt_khong_phai_nop} </w:t>
+      </w:r>
+      <w:r>
+        <w:rPr>
+          <w:rFonts w:ascii="Arial" w:hAnsi="Arial" w:cs="Arial"/>
+          <w:sz w:val="24"/>
+          <w:sz-cs w:val="24"/>
+        </w:rPr>
         <w:t xml:space="preserve">Không phải nộp thuế GTGT</w:t>
-      </w:r>
-    </w:p>
-    <w:p>
-      <w:pPr>
-        <w:spacing w:before="120"/>
-      </w:pPr>
-      <w:r>
-        <w:rPr>
-          <w:rFonts w:ascii="Arial" w:hAnsi="Arial" w:cs="Arial"/>
-          <w:sz w:val="24"/>
-          <w:sz-cs w:val="24"/>
-        </w:rPr>
-        <w:t>{chk_gtgt_khong_phai_nop}</w:t>
       </w:r>
     </w:p>
     <w:p>

--- a/app/templates/PLI_M06.docx
+++ b/app/templates/PLI_M06.docx
@@ -27,17 +27,17 @@
       </w:tblPr>
       <w:tblGrid>
         <w:gridCol w:w="900"/>
+        <w:gridCol w:w="1279"/>
+        <w:gridCol w:w="992"/>
         <w:gridCol w:w="900"/>
-        <w:gridCol w:w="1188"/>
-        <w:gridCol w:w="900"/>
-        <w:gridCol w:w="3132"/>
+        <w:gridCol w:w="1955"/>
+        <w:gridCol w:w="1399"/>
+        <w:gridCol w:w="920"/>
+        <w:gridCol w:w="1280"/>
+        <w:gridCol w:w="1696"/>
         <w:gridCol w:w="900"/>
         <w:gridCol w:w="900"/>
-        <w:gridCol w:w="1908"/>
-        <w:gridCol w:w="972"/>
-        <w:gridCol w:w="900"/>
-        <w:gridCol w:w="900"/>
-        <w:gridCol w:w="900"/>
+        <w:gridCol w:w="1279"/>
       </w:tblGrid>
       <w:tr>
         <w:tc>
@@ -55,7 +55,7 @@
         </w:tc>
         <w:tc>
           <w:tcPr>
-            <w:tcW w:type="dxa" w:w="900"/>
+            <w:tcW w:type="dxa" w:w="1279"/>
           </w:tcPr>
           <w:p>
             <w:r>
@@ -68,7 +68,7 @@
         </w:tc>
         <w:tc>
           <w:tcPr>
-            <w:tcW w:type="dxa" w:w="1188"/>
+            <w:tcW w:type="dxa" w:w="992"/>
           </w:tcPr>
           <w:p>
             <w:r>
@@ -94,7 +94,7 @@
         </w:tc>
         <w:tc>
           <w:tcPr>
-            <w:tcW w:type="dxa" w:w="3132"/>
+            <w:tcW w:type="dxa" w:w="1955"/>
           </w:tcPr>
           <w:p>
             <w:r>
@@ -107,7 +107,7 @@
         </w:tc>
         <w:tc>
           <w:tcPr>
-            <w:tcW w:type="dxa" w:w="900"/>
+            <w:tcW w:type="dxa" w:w="1399"/>
           </w:tcPr>
           <w:p>
             <w:r>
@@ -120,7 +120,7 @@
         </w:tc>
         <w:tc>
           <w:tcPr>
-            <w:tcW w:type="dxa" w:w="900"/>
+            <w:tcW w:type="dxa" w:w="920"/>
           </w:tcPr>
           <w:p>
             <w:r>
@@ -133,7 +133,7 @@
         </w:tc>
         <w:tc>
           <w:tcPr>
-            <w:tcW w:type="dxa" w:w="1908"/>
+            <w:tcW w:type="dxa" w:w="1280"/>
           </w:tcPr>
           <w:p>
             <w:r>
@@ -146,7 +146,7 @@
         </w:tc>
         <w:tc>
           <w:tcPr>
-            <w:tcW w:type="dxa" w:w="972"/>
+            <w:tcW w:type="dxa" w:w="1696"/>
           </w:tcPr>
           <w:p>
             <w:r>
@@ -185,7 +185,7 @@
         </w:tc>
         <w:tc>
           <w:tcPr>
-            <w:tcW w:type="dxa" w:w="900"/>
+            <w:tcW w:type="dxa" w:w="1279"/>
           </w:tcPr>
           <w:p>
             <w:r>
@@ -206,13 +206,49 @@
         </w:tc>
         <w:tc>
           <w:tcPr>
+            <w:tcW w:type="dxa" w:w="1279"/>
+          </w:tcPr>
+          <w:p/>
+        </w:tc>
+        <w:tc>
+          <w:tcPr>
+            <w:tcW w:type="dxa" w:w="992"/>
+          </w:tcPr>
+          <w:p/>
+        </w:tc>
+        <w:tc>
+          <w:tcPr>
             <w:tcW w:type="dxa" w:w="900"/>
           </w:tcPr>
           <w:p/>
         </w:tc>
         <w:tc>
           <w:tcPr>
-            <w:tcW w:type="dxa" w:w="1188"/>
+            <w:tcW w:type="dxa" w:w="1955"/>
+          </w:tcPr>
+          <w:p/>
+        </w:tc>
+        <w:tc>
+          <w:tcPr>
+            <w:tcW w:type="dxa" w:w="1399"/>
+          </w:tcPr>
+          <w:p/>
+        </w:tc>
+        <w:tc>
+          <w:tcPr>
+            <w:tcW w:type="dxa" w:w="920"/>
+          </w:tcPr>
+          <w:p/>
+        </w:tc>
+        <w:tc>
+          <w:tcPr>
+            <w:tcW w:type="dxa" w:w="1280"/>
+          </w:tcPr>
+          <w:p/>
+        </w:tc>
+        <w:tc>
+          <w:tcPr>
+            <w:tcW w:type="dxa" w:w="1696"/>
           </w:tcPr>
           <w:p/>
         </w:tc>
@@ -224,49 +260,13 @@
         </w:tc>
         <w:tc>
           <w:tcPr>
-            <w:tcW w:type="dxa" w:w="3132"/>
-          </w:tcPr>
-          <w:p/>
-        </w:tc>
-        <w:tc>
-          <w:tcPr>
             <w:tcW w:type="dxa" w:w="900"/>
           </w:tcPr>
           <w:p/>
         </w:tc>
         <w:tc>
           <w:tcPr>
-            <w:tcW w:type="dxa" w:w="900"/>
-          </w:tcPr>
-          <w:p/>
-        </w:tc>
-        <w:tc>
-          <w:tcPr>
-            <w:tcW w:type="dxa" w:w="1908"/>
-          </w:tcPr>
-          <w:p/>
-        </w:tc>
-        <w:tc>
-          <w:tcPr>
-            <w:tcW w:type="dxa" w:w="972"/>
-          </w:tcPr>
-          <w:p/>
-        </w:tc>
-        <w:tc>
-          <w:tcPr>
-            <w:tcW w:type="dxa" w:w="900"/>
-          </w:tcPr>
-          <w:p/>
-        </w:tc>
-        <w:tc>
-          <w:tcPr>
-            <w:tcW w:type="dxa" w:w="900"/>
-          </w:tcPr>
-          <w:p/>
-        </w:tc>
-        <w:tc>
-          <w:tcPr>
-            <w:tcW w:type="dxa" w:w="900"/>
+            <w:tcW w:type="dxa" w:w="1279"/>
           </w:tcPr>
           <w:p/>
         </w:tc>
@@ -280,13 +280,49 @@
         </w:tc>
         <w:tc>
           <w:tcPr>
+            <w:tcW w:type="dxa" w:w="1279"/>
+          </w:tcPr>
+          <w:p/>
+        </w:tc>
+        <w:tc>
+          <w:tcPr>
+            <w:tcW w:type="dxa" w:w="992"/>
+          </w:tcPr>
+          <w:p/>
+        </w:tc>
+        <w:tc>
+          <w:tcPr>
             <w:tcW w:type="dxa" w:w="900"/>
           </w:tcPr>
           <w:p/>
         </w:tc>
         <w:tc>
           <w:tcPr>
-            <w:tcW w:type="dxa" w:w="1188"/>
+            <w:tcW w:type="dxa" w:w="1955"/>
+          </w:tcPr>
+          <w:p/>
+        </w:tc>
+        <w:tc>
+          <w:tcPr>
+            <w:tcW w:type="dxa" w:w="1399"/>
+          </w:tcPr>
+          <w:p/>
+        </w:tc>
+        <w:tc>
+          <w:tcPr>
+            <w:tcW w:type="dxa" w:w="920"/>
+          </w:tcPr>
+          <w:p/>
+        </w:tc>
+        <w:tc>
+          <w:tcPr>
+            <w:tcW w:type="dxa" w:w="1280"/>
+          </w:tcPr>
+          <w:p/>
+        </w:tc>
+        <w:tc>
+          <w:tcPr>
+            <w:tcW w:type="dxa" w:w="1696"/>
           </w:tcPr>
           <w:p/>
         </w:tc>
@@ -298,49 +334,13 @@
         </w:tc>
         <w:tc>
           <w:tcPr>
-            <w:tcW w:type="dxa" w:w="3132"/>
-          </w:tcPr>
-          <w:p/>
-        </w:tc>
-        <w:tc>
-          <w:tcPr>
             <w:tcW w:type="dxa" w:w="900"/>
           </w:tcPr>
           <w:p/>
         </w:tc>
         <w:tc>
           <w:tcPr>
-            <w:tcW w:type="dxa" w:w="900"/>
-          </w:tcPr>
-          <w:p/>
-        </w:tc>
-        <w:tc>
-          <w:tcPr>
-            <w:tcW w:type="dxa" w:w="1908"/>
-          </w:tcPr>
-          <w:p/>
-        </w:tc>
-        <w:tc>
-          <w:tcPr>
-            <w:tcW w:type="dxa" w:w="972"/>
-          </w:tcPr>
-          <w:p/>
-        </w:tc>
-        <w:tc>
-          <w:tcPr>
-            <w:tcW w:type="dxa" w:w="900"/>
-          </w:tcPr>
-          <w:p/>
-        </w:tc>
-        <w:tc>
-          <w:tcPr>
-            <w:tcW w:type="dxa" w:w="900"/>
-          </w:tcPr>
-          <w:p/>
-        </w:tc>
-        <w:tc>
-          <w:tcPr>
-            <w:tcW w:type="dxa" w:w="900"/>
+            <w:tcW w:type="dxa" w:w="1279"/>
           </w:tcPr>
           <w:p/>
         </w:tc>
@@ -354,13 +354,49 @@
         </w:tc>
         <w:tc>
           <w:tcPr>
+            <w:tcW w:type="dxa" w:w="1279"/>
+          </w:tcPr>
+          <w:p/>
+        </w:tc>
+        <w:tc>
+          <w:tcPr>
+            <w:tcW w:type="dxa" w:w="992"/>
+          </w:tcPr>
+          <w:p/>
+        </w:tc>
+        <w:tc>
+          <w:tcPr>
             <w:tcW w:type="dxa" w:w="900"/>
           </w:tcPr>
           <w:p/>
         </w:tc>
         <w:tc>
           <w:tcPr>
-            <w:tcW w:type="dxa" w:w="1188"/>
+            <w:tcW w:type="dxa" w:w="1955"/>
+          </w:tcPr>
+          <w:p/>
+        </w:tc>
+        <w:tc>
+          <w:tcPr>
+            <w:tcW w:type="dxa" w:w="1399"/>
+          </w:tcPr>
+          <w:p/>
+        </w:tc>
+        <w:tc>
+          <w:tcPr>
+            <w:tcW w:type="dxa" w:w="920"/>
+          </w:tcPr>
+          <w:p/>
+        </w:tc>
+        <w:tc>
+          <w:tcPr>
+            <w:tcW w:type="dxa" w:w="1280"/>
+          </w:tcPr>
+          <w:p/>
+        </w:tc>
+        <w:tc>
+          <w:tcPr>
+            <w:tcW w:type="dxa" w:w="1696"/>
           </w:tcPr>
           <w:p/>
         </w:tc>
@@ -372,49 +408,13 @@
         </w:tc>
         <w:tc>
           <w:tcPr>
-            <w:tcW w:type="dxa" w:w="3132"/>
-          </w:tcPr>
-          <w:p/>
-        </w:tc>
-        <w:tc>
-          <w:tcPr>
             <w:tcW w:type="dxa" w:w="900"/>
           </w:tcPr>
           <w:p/>
         </w:tc>
         <w:tc>
           <w:tcPr>
-            <w:tcW w:type="dxa" w:w="900"/>
-          </w:tcPr>
-          <w:p/>
-        </w:tc>
-        <w:tc>
-          <w:tcPr>
-            <w:tcW w:type="dxa" w:w="1908"/>
-          </w:tcPr>
-          <w:p/>
-        </w:tc>
-        <w:tc>
-          <w:tcPr>
-            <w:tcW w:type="dxa" w:w="972"/>
-          </w:tcPr>
-          <w:p/>
-        </w:tc>
-        <w:tc>
-          <w:tcPr>
-            <w:tcW w:type="dxa" w:w="900"/>
-          </w:tcPr>
-          <w:p/>
-        </w:tc>
-        <w:tc>
-          <w:tcPr>
-            <w:tcW w:type="dxa" w:w="900"/>
-          </w:tcPr>
-          <w:p/>
-        </w:tc>
-        <w:tc>
-          <w:tcPr>
-            <w:tcW w:type="dxa" w:w="900"/>
+            <w:tcW w:type="dxa" w:w="1279"/>
           </w:tcPr>
           <w:p/>
         </w:tc>
@@ -428,13 +428,49 @@
         </w:tc>
         <w:tc>
           <w:tcPr>
+            <w:tcW w:type="dxa" w:w="1279"/>
+          </w:tcPr>
+          <w:p/>
+        </w:tc>
+        <w:tc>
+          <w:tcPr>
+            <w:tcW w:type="dxa" w:w="992"/>
+          </w:tcPr>
+          <w:p/>
+        </w:tc>
+        <w:tc>
+          <w:tcPr>
             <w:tcW w:type="dxa" w:w="900"/>
           </w:tcPr>
           <w:p/>
         </w:tc>
         <w:tc>
           <w:tcPr>
-            <w:tcW w:type="dxa" w:w="1188"/>
+            <w:tcW w:type="dxa" w:w="1955"/>
+          </w:tcPr>
+          <w:p/>
+        </w:tc>
+        <w:tc>
+          <w:tcPr>
+            <w:tcW w:type="dxa" w:w="1399"/>
+          </w:tcPr>
+          <w:p/>
+        </w:tc>
+        <w:tc>
+          <w:tcPr>
+            <w:tcW w:type="dxa" w:w="920"/>
+          </w:tcPr>
+          <w:p/>
+        </w:tc>
+        <w:tc>
+          <w:tcPr>
+            <w:tcW w:type="dxa" w:w="1280"/>
+          </w:tcPr>
+          <w:p/>
+        </w:tc>
+        <w:tc>
+          <w:tcPr>
+            <w:tcW w:type="dxa" w:w="1696"/>
           </w:tcPr>
           <w:p/>
         </w:tc>
@@ -446,49 +482,13 @@
         </w:tc>
         <w:tc>
           <w:tcPr>
-            <w:tcW w:type="dxa" w:w="3132"/>
-          </w:tcPr>
-          <w:p/>
-        </w:tc>
-        <w:tc>
-          <w:tcPr>
             <w:tcW w:type="dxa" w:w="900"/>
           </w:tcPr>
           <w:p/>
         </w:tc>
         <w:tc>
           <w:tcPr>
-            <w:tcW w:type="dxa" w:w="900"/>
-          </w:tcPr>
-          <w:p/>
-        </w:tc>
-        <w:tc>
-          <w:tcPr>
-            <w:tcW w:type="dxa" w:w="1908"/>
-          </w:tcPr>
-          <w:p/>
-        </w:tc>
-        <w:tc>
-          <w:tcPr>
-            <w:tcW w:type="dxa" w:w="972"/>
-          </w:tcPr>
-          <w:p/>
-        </w:tc>
-        <w:tc>
-          <w:tcPr>
-            <w:tcW w:type="dxa" w:w="900"/>
-          </w:tcPr>
-          <w:p/>
-        </w:tc>
-        <w:tc>
-          <w:tcPr>
-            <w:tcW w:type="dxa" w:w="900"/>
-          </w:tcPr>
-          <w:p/>
-        </w:tc>
-        <w:tc>
-          <w:tcPr>
-            <w:tcW w:type="dxa" w:w="900"/>
+            <w:tcW w:type="dxa" w:w="1279"/>
           </w:tcPr>
           <w:p/>
         </w:tc>
@@ -506,7 +506,7 @@
         </w:tc>
         <w:tc>
           <w:tcPr>
-            <w:tcW w:type="dxa" w:w="900"/>
+            <w:tcW w:type="dxa" w:w="1279"/>
           </w:tcPr>
           <w:p>
             <w:r>
@@ -516,7 +516,7 @@
         </w:tc>
         <w:tc>
           <w:tcPr>
-            <w:tcW w:type="dxa" w:w="1188"/>
+            <w:tcW w:type="dxa" w:w="992"/>
           </w:tcPr>
           <w:p>
             <w:r>
@@ -536,7 +536,7 @@
         </w:tc>
         <w:tc>
           <w:tcPr>
-            <w:tcW w:type="dxa" w:w="3132"/>
+            <w:tcW w:type="dxa" w:w="1955"/>
           </w:tcPr>
           <w:p>
             <w:r>
@@ -546,7 +546,7 @@
         </w:tc>
         <w:tc>
           <w:tcPr>
-            <w:tcW w:type="dxa" w:w="900"/>
+            <w:tcW w:type="dxa" w:w="1399"/>
           </w:tcPr>
           <w:p>
             <w:r>
@@ -556,7 +556,7 @@
         </w:tc>
         <w:tc>
           <w:tcPr>
-            <w:tcW w:type="dxa" w:w="900"/>
+            <w:tcW w:type="dxa" w:w="920"/>
           </w:tcPr>
           <w:p>
             <w:r>
@@ -566,7 +566,7 @@
         </w:tc>
         <w:tc>
           <w:tcPr>
-            <w:tcW w:type="dxa" w:w="1908"/>
+            <w:tcW w:type="dxa" w:w="1280"/>
           </w:tcPr>
           <w:p>
             <w:r>
@@ -576,7 +576,7 @@
         </w:tc>
         <w:tc>
           <w:tcPr>
-            <w:tcW w:type="dxa" w:w="972"/>
+            <w:tcW w:type="dxa" w:w="1696"/>
           </w:tcPr>
           <w:p>
             <w:r>
@@ -606,7 +606,7 @@
         </w:tc>
         <w:tc>
           <w:tcPr>
-            <w:tcW w:type="dxa" w:w="900"/>
+            <w:tcW w:type="dxa" w:w="1279"/>
           </w:tcPr>
           <w:p>
             <w:r>

--- a/app/templates/PLI_M06.docx
+++ b/app/templates/PLI_M06.docx
@@ -1087,20 +1087,6 @@
           <w:sz-cs w:val="24"/>
         </w:rPr>
         <w:t xml:space="preserve">:</w:t>
-      </w:r>
-    </w:p>
-    <w:p>
-      <w:pPr>
-        <w:jc w:val="center"/>
-        <w:spacing w:before="120"/>
-      </w:pPr>
-      <w:r>
-        <w:rPr>
-          <w:rFonts w:ascii="Arial" w:hAnsi="Arial" w:cs="Arial"/>
-          <w:sz w:val="24"/>
-          <w:sz-cs w:val="24"/>
-        </w:rPr>
-        <w:t xml:space="preserve">STT</w:t>
       </w:r>
     </w:p>
     <w:p>

--- a/app/templates/PLI_M06.docx
+++ b/app/templates/PLI_M06.docx
@@ -27,17 +27,17 @@
       </w:tblPr>
       <w:tblGrid>
         <w:gridCol w:w="900"/>
-        <w:gridCol w:w="1279"/>
-        <w:gridCol w:w="992"/>
+        <w:gridCol w:w="1228"/>
+        <w:gridCol w:w="1461"/>
         <w:gridCol w:w="900"/>
-        <w:gridCol w:w="1955"/>
-        <w:gridCol w:w="1399"/>
-        <w:gridCol w:w="920"/>
-        <w:gridCol w:w="1280"/>
-        <w:gridCol w:w="1696"/>
+        <w:gridCol w:w="1815"/>
+        <w:gridCol w:w="1332"/>
+        <w:gridCol w:w="917"/>
+        <w:gridCol w:w="1229"/>
+        <w:gridCol w:w="1590"/>
         <w:gridCol w:w="900"/>
         <w:gridCol w:w="900"/>
-        <w:gridCol w:w="1279"/>
+        <w:gridCol w:w="1228"/>
       </w:tblGrid>
       <w:tr>
         <w:tc>
@@ -55,7 +55,7 @@
         </w:tc>
         <w:tc>
           <w:tcPr>
-            <w:tcW w:type="dxa" w:w="1279"/>
+            <w:tcW w:type="dxa" w:w="1228"/>
           </w:tcPr>
           <w:p>
             <w:r>
@@ -68,7 +68,7 @@
         </w:tc>
         <w:tc>
           <w:tcPr>
-            <w:tcW w:type="dxa" w:w="992"/>
+            <w:tcW w:type="dxa" w:w="1461"/>
           </w:tcPr>
           <w:p>
             <w:r>
@@ -94,7 +94,7 @@
         </w:tc>
         <w:tc>
           <w:tcPr>
-            <w:tcW w:type="dxa" w:w="1955"/>
+            <w:tcW w:type="dxa" w:w="1815"/>
           </w:tcPr>
           <w:p>
             <w:r>
@@ -107,7 +107,7 @@
         </w:tc>
         <w:tc>
           <w:tcPr>
-            <w:tcW w:type="dxa" w:w="1399"/>
+            <w:tcW w:type="dxa" w:w="1332"/>
           </w:tcPr>
           <w:p>
             <w:r>
@@ -120,7 +120,7 @@
         </w:tc>
         <w:tc>
           <w:tcPr>
-            <w:tcW w:type="dxa" w:w="920"/>
+            <w:tcW w:type="dxa" w:w="917"/>
           </w:tcPr>
           <w:p>
             <w:r>
@@ -133,7 +133,7 @@
         </w:tc>
         <w:tc>
           <w:tcPr>
-            <w:tcW w:type="dxa" w:w="1280"/>
+            <w:tcW w:type="dxa" w:w="1229"/>
           </w:tcPr>
           <w:p>
             <w:r>
@@ -146,7 +146,7 @@
         </w:tc>
         <w:tc>
           <w:tcPr>
-            <w:tcW w:type="dxa" w:w="1696"/>
+            <w:tcW w:type="dxa" w:w="1590"/>
           </w:tcPr>
           <w:p>
             <w:r>
@@ -185,7 +185,7 @@
         </w:tc>
         <w:tc>
           <w:tcPr>
-            <w:tcW w:type="dxa" w:w="1279"/>
+            <w:tcW w:type="dxa" w:w="1228"/>
           </w:tcPr>
           <w:p>
             <w:r>
@@ -206,13 +206,13 @@
         </w:tc>
         <w:tc>
           <w:tcPr>
-            <w:tcW w:type="dxa" w:w="1279"/>
-          </w:tcPr>
-          <w:p/>
-        </w:tc>
-        <w:tc>
-          <w:tcPr>
-            <w:tcW w:type="dxa" w:w="992"/>
+            <w:tcW w:type="dxa" w:w="1228"/>
+          </w:tcPr>
+          <w:p/>
+        </w:tc>
+        <w:tc>
+          <w:tcPr>
+            <w:tcW w:type="dxa" w:w="1461"/>
           </w:tcPr>
           <w:p/>
         </w:tc>
@@ -224,31 +224,31 @@
         </w:tc>
         <w:tc>
           <w:tcPr>
-            <w:tcW w:type="dxa" w:w="1955"/>
-          </w:tcPr>
-          <w:p/>
-        </w:tc>
-        <w:tc>
-          <w:tcPr>
-            <w:tcW w:type="dxa" w:w="1399"/>
-          </w:tcPr>
-          <w:p/>
-        </w:tc>
-        <w:tc>
-          <w:tcPr>
-            <w:tcW w:type="dxa" w:w="920"/>
-          </w:tcPr>
-          <w:p/>
-        </w:tc>
-        <w:tc>
-          <w:tcPr>
-            <w:tcW w:type="dxa" w:w="1280"/>
-          </w:tcPr>
-          <w:p/>
-        </w:tc>
-        <w:tc>
-          <w:tcPr>
-            <w:tcW w:type="dxa" w:w="1696"/>
+            <w:tcW w:type="dxa" w:w="1815"/>
+          </w:tcPr>
+          <w:p/>
+        </w:tc>
+        <w:tc>
+          <w:tcPr>
+            <w:tcW w:type="dxa" w:w="1332"/>
+          </w:tcPr>
+          <w:p/>
+        </w:tc>
+        <w:tc>
+          <w:tcPr>
+            <w:tcW w:type="dxa" w:w="917"/>
+          </w:tcPr>
+          <w:p/>
+        </w:tc>
+        <w:tc>
+          <w:tcPr>
+            <w:tcW w:type="dxa" w:w="1229"/>
+          </w:tcPr>
+          <w:p/>
+        </w:tc>
+        <w:tc>
+          <w:tcPr>
+            <w:tcW w:type="dxa" w:w="1590"/>
           </w:tcPr>
           <w:p/>
         </w:tc>
@@ -266,7 +266,7 @@
         </w:tc>
         <w:tc>
           <w:tcPr>
-            <w:tcW w:type="dxa" w:w="1279"/>
+            <w:tcW w:type="dxa" w:w="1228"/>
           </w:tcPr>
           <w:p/>
         </w:tc>
@@ -280,13 +280,13 @@
         </w:tc>
         <w:tc>
           <w:tcPr>
-            <w:tcW w:type="dxa" w:w="1279"/>
-          </w:tcPr>
-          <w:p/>
-        </w:tc>
-        <w:tc>
-          <w:tcPr>
-            <w:tcW w:type="dxa" w:w="992"/>
+            <w:tcW w:type="dxa" w:w="1228"/>
+          </w:tcPr>
+          <w:p/>
+        </w:tc>
+        <w:tc>
+          <w:tcPr>
+            <w:tcW w:type="dxa" w:w="1461"/>
           </w:tcPr>
           <w:p/>
         </w:tc>
@@ -298,31 +298,31 @@
         </w:tc>
         <w:tc>
           <w:tcPr>
-            <w:tcW w:type="dxa" w:w="1955"/>
-          </w:tcPr>
-          <w:p/>
-        </w:tc>
-        <w:tc>
-          <w:tcPr>
-            <w:tcW w:type="dxa" w:w="1399"/>
-          </w:tcPr>
-          <w:p/>
-        </w:tc>
-        <w:tc>
-          <w:tcPr>
-            <w:tcW w:type="dxa" w:w="920"/>
-          </w:tcPr>
-          <w:p/>
-        </w:tc>
-        <w:tc>
-          <w:tcPr>
-            <w:tcW w:type="dxa" w:w="1280"/>
-          </w:tcPr>
-          <w:p/>
-        </w:tc>
-        <w:tc>
-          <w:tcPr>
-            <w:tcW w:type="dxa" w:w="1696"/>
+            <w:tcW w:type="dxa" w:w="1815"/>
+          </w:tcPr>
+          <w:p/>
+        </w:tc>
+        <w:tc>
+          <w:tcPr>
+            <w:tcW w:type="dxa" w:w="1332"/>
+          </w:tcPr>
+          <w:p/>
+        </w:tc>
+        <w:tc>
+          <w:tcPr>
+            <w:tcW w:type="dxa" w:w="917"/>
+          </w:tcPr>
+          <w:p/>
+        </w:tc>
+        <w:tc>
+          <w:tcPr>
+            <w:tcW w:type="dxa" w:w="1229"/>
+          </w:tcPr>
+          <w:p/>
+        </w:tc>
+        <w:tc>
+          <w:tcPr>
+            <w:tcW w:type="dxa" w:w="1590"/>
           </w:tcPr>
           <w:p/>
         </w:tc>
@@ -340,7 +340,7 @@
         </w:tc>
         <w:tc>
           <w:tcPr>
-            <w:tcW w:type="dxa" w:w="1279"/>
+            <w:tcW w:type="dxa" w:w="1228"/>
           </w:tcPr>
           <w:p/>
         </w:tc>
@@ -354,13 +354,13 @@
         </w:tc>
         <w:tc>
           <w:tcPr>
-            <w:tcW w:type="dxa" w:w="1279"/>
-          </w:tcPr>
-          <w:p/>
-        </w:tc>
-        <w:tc>
-          <w:tcPr>
-            <w:tcW w:type="dxa" w:w="992"/>
+            <w:tcW w:type="dxa" w:w="1228"/>
+          </w:tcPr>
+          <w:p/>
+        </w:tc>
+        <w:tc>
+          <w:tcPr>
+            <w:tcW w:type="dxa" w:w="1461"/>
           </w:tcPr>
           <w:p/>
         </w:tc>
@@ -372,31 +372,31 @@
         </w:tc>
         <w:tc>
           <w:tcPr>
-            <w:tcW w:type="dxa" w:w="1955"/>
-          </w:tcPr>
-          <w:p/>
-        </w:tc>
-        <w:tc>
-          <w:tcPr>
-            <w:tcW w:type="dxa" w:w="1399"/>
-          </w:tcPr>
-          <w:p/>
-        </w:tc>
-        <w:tc>
-          <w:tcPr>
-            <w:tcW w:type="dxa" w:w="920"/>
-          </w:tcPr>
-          <w:p/>
-        </w:tc>
-        <w:tc>
-          <w:tcPr>
-            <w:tcW w:type="dxa" w:w="1280"/>
-          </w:tcPr>
-          <w:p/>
-        </w:tc>
-        <w:tc>
-          <w:tcPr>
-            <w:tcW w:type="dxa" w:w="1696"/>
+            <w:tcW w:type="dxa" w:w="1815"/>
+          </w:tcPr>
+          <w:p/>
+        </w:tc>
+        <w:tc>
+          <w:tcPr>
+            <w:tcW w:type="dxa" w:w="1332"/>
+          </w:tcPr>
+          <w:p/>
+        </w:tc>
+        <w:tc>
+          <w:tcPr>
+            <w:tcW w:type="dxa" w:w="917"/>
+          </w:tcPr>
+          <w:p/>
+        </w:tc>
+        <w:tc>
+          <w:tcPr>
+            <w:tcW w:type="dxa" w:w="1229"/>
+          </w:tcPr>
+          <w:p/>
+        </w:tc>
+        <w:tc>
+          <w:tcPr>
+            <w:tcW w:type="dxa" w:w="1590"/>
           </w:tcPr>
           <w:p/>
         </w:tc>
@@ -414,7 +414,7 @@
         </w:tc>
         <w:tc>
           <w:tcPr>
-            <w:tcW w:type="dxa" w:w="1279"/>
+            <w:tcW w:type="dxa" w:w="1228"/>
           </w:tcPr>
           <w:p/>
         </w:tc>
@@ -428,13 +428,13 @@
         </w:tc>
         <w:tc>
           <w:tcPr>
-            <w:tcW w:type="dxa" w:w="1279"/>
-          </w:tcPr>
-          <w:p/>
-        </w:tc>
-        <w:tc>
-          <w:tcPr>
-            <w:tcW w:type="dxa" w:w="992"/>
+            <w:tcW w:type="dxa" w:w="1228"/>
+          </w:tcPr>
+          <w:p/>
+        </w:tc>
+        <w:tc>
+          <w:tcPr>
+            <w:tcW w:type="dxa" w:w="1461"/>
           </w:tcPr>
           <w:p/>
         </w:tc>
@@ -446,31 +446,31 @@
         </w:tc>
         <w:tc>
           <w:tcPr>
-            <w:tcW w:type="dxa" w:w="1955"/>
-          </w:tcPr>
-          <w:p/>
-        </w:tc>
-        <w:tc>
-          <w:tcPr>
-            <w:tcW w:type="dxa" w:w="1399"/>
-          </w:tcPr>
-          <w:p/>
-        </w:tc>
-        <w:tc>
-          <w:tcPr>
-            <w:tcW w:type="dxa" w:w="920"/>
-          </w:tcPr>
-          <w:p/>
-        </w:tc>
-        <w:tc>
-          <w:tcPr>
-            <w:tcW w:type="dxa" w:w="1280"/>
-          </w:tcPr>
-          <w:p/>
-        </w:tc>
-        <w:tc>
-          <w:tcPr>
-            <w:tcW w:type="dxa" w:w="1696"/>
+            <w:tcW w:type="dxa" w:w="1815"/>
+          </w:tcPr>
+          <w:p/>
+        </w:tc>
+        <w:tc>
+          <w:tcPr>
+            <w:tcW w:type="dxa" w:w="1332"/>
+          </w:tcPr>
+          <w:p/>
+        </w:tc>
+        <w:tc>
+          <w:tcPr>
+            <w:tcW w:type="dxa" w:w="917"/>
+          </w:tcPr>
+          <w:p/>
+        </w:tc>
+        <w:tc>
+          <w:tcPr>
+            <w:tcW w:type="dxa" w:w="1229"/>
+          </w:tcPr>
+          <w:p/>
+        </w:tc>
+        <w:tc>
+          <w:tcPr>
+            <w:tcW w:type="dxa" w:w="1590"/>
           </w:tcPr>
           <w:p/>
         </w:tc>
@@ -488,7 +488,7 @@
         </w:tc>
         <w:tc>
           <w:tcPr>
-            <w:tcW w:type="dxa" w:w="1279"/>
+            <w:tcW w:type="dxa" w:w="1228"/>
           </w:tcPr>
           <w:p/>
         </w:tc>
@@ -506,7 +506,7 @@
         </w:tc>
         <w:tc>
           <w:tcPr>
-            <w:tcW w:type="dxa" w:w="1279"/>
+            <w:tcW w:type="dxa" w:w="1228"/>
           </w:tcPr>
           <w:p>
             <w:r>
@@ -516,7 +516,7 @@
         </w:tc>
         <w:tc>
           <w:tcPr>
-            <w:tcW w:type="dxa" w:w="992"/>
+            <w:tcW w:type="dxa" w:w="1461"/>
           </w:tcPr>
           <w:p>
             <w:r>
@@ -536,7 +536,7 @@
         </w:tc>
         <w:tc>
           <w:tcPr>
-            <w:tcW w:type="dxa" w:w="1955"/>
+            <w:tcW w:type="dxa" w:w="1815"/>
           </w:tcPr>
           <w:p>
             <w:r>
@@ -546,7 +546,7 @@
         </w:tc>
         <w:tc>
           <w:tcPr>
-            <w:tcW w:type="dxa" w:w="1399"/>
+            <w:tcW w:type="dxa" w:w="1332"/>
           </w:tcPr>
           <w:p>
             <w:r>
@@ -556,7 +556,7 @@
         </w:tc>
         <w:tc>
           <w:tcPr>
-            <w:tcW w:type="dxa" w:w="920"/>
+            <w:tcW w:type="dxa" w:w="917"/>
           </w:tcPr>
           <w:p>
             <w:r>
@@ -566,7 +566,7 @@
         </w:tc>
         <w:tc>
           <w:tcPr>
-            <w:tcW w:type="dxa" w:w="1280"/>
+            <w:tcW w:type="dxa" w:w="1229"/>
           </w:tcPr>
           <w:p>
             <w:r>
@@ -576,7 +576,7 @@
         </w:tc>
         <w:tc>
           <w:tcPr>
-            <w:tcW w:type="dxa" w:w="1696"/>
+            <w:tcW w:type="dxa" w:w="1590"/>
           </w:tcPr>
           <w:p>
             <w:r>
@@ -606,7 +606,7 @@
         </w:tc>
         <w:tc>
           <w:tcPr>
-            <w:tcW w:type="dxa" w:w="1279"/>
+            <w:tcW w:type="dxa" w:w="1228"/>
           </w:tcPr>
           <w:p>
             <w:r>
